--- a/docs/products/Логика продуктов Trigonum.docx
+++ b/docs/products/Логика продуктов Trigonum.docx
@@ -4713,12 +4713,20 @@
           <w:color w:val="25254F"/>
           <w:sz w:val="30"/>
         </w:rPr>
-        <w:t>6. Отличия документа от текущей реализации</w:t>
+        <w:t>6. Состояние реализации</w:t>
       </w:r>
     </w:p>
     <w:p>
       <w:r>
-        <w:t>Документ описывает целевую модель. На момент составления в кабинете расходятся:</w:t>
+        <w:t>Кабинет приведён в соответствие с этим документом.</w:t>
+      </w:r>
+    </w:p>
+    <w:p>
+      <w:r>
+        <w:rPr>
+          <w:b/>
+        </w:rPr>
+        <w:t>Реализовано:</w:t>
       </w:r>
     </w:p>
     <w:tbl>
@@ -4729,14 +4737,13 @@
         <w:tblLook w:firstColumn="1" w:firstRow="1" w:lastColumn="0" w:lastRow="0" w:noHBand="0" w:noVBand="1" w:val="04A0"/>
       </w:tblPr>
       <w:tblGrid>
-        <w:gridCol w:w="3437"/>
-        <w:gridCol w:w="3437"/>
-        <w:gridCol w:w="3437"/>
+        <w:gridCol w:w="5156"/>
+        <w:gridCol w:w="5156"/>
       </w:tblGrid>
       <w:tr>
         <w:tc>
           <w:tcPr>
-            <w:tcW w:type="dxa" w:w="3437"/>
+            <w:tcW w:type="dxa" w:w="5156"/>
             <w:shd w:fill="EEF0F6"/>
           </w:tcPr>
           <w:p>
@@ -4759,7 +4766,7 @@
         </w:tc>
         <w:tc>
           <w:tcPr>
-            <w:tcW w:type="dxa" w:w="3437"/>
+            <w:tcW w:type="dxa" w:w="5156"/>
             <w:shd w:fill="EEF0F6"/>
           </w:tcPr>
           <w:p>
@@ -4776,30 +4783,7 @@
                 <w:color w:val="25254F"/>
                 <w:sz w:val="18"/>
               </w:rPr>
-              <w:t>В документе</w:t>
-            </w:r>
-          </w:p>
-        </w:tc>
-        <w:tc>
-          <w:tcPr>
-            <w:tcW w:type="dxa" w:w="3437"/>
-            <w:shd w:fill="EEF0F6"/>
-          </w:tcPr>
-          <w:p>
-            <w:r>
-              <w:rPr>
-                <w:b/>
-                <w:color w:val="25254F"/>
-                <w:sz w:val="18"/>
-              </w:rPr>
-            </w:r>
-            <w:r>
-              <w:rPr>
-                <w:b/>
-                <w:color w:val="25254F"/>
-                <w:sz w:val="18"/>
-              </w:rPr>
-              <w:t>В кабинете</w:t>
+              <w:t>Где</w:t>
             </w:r>
           </w:p>
         </w:tc>
@@ -4807,7 +4791,7 @@
       <w:tr>
         <w:tc>
           <w:tcPr>
-            <w:tcW w:type="dxa" w:w="3437"/>
+            <w:tcW w:type="dxa" w:w="5156"/>
           </w:tcPr>
           <w:p>
             <w:r>
@@ -4819,13 +4803,13 @@
               <w:rPr>
                 <w:sz w:val="18"/>
               </w:rPr>
-              <w:t>Консервативная стратегия Stable Income</w:t>
+              <w:t>Три стратегии с профилями риска, включая Stable Income</w:t>
             </w:r>
           </w:p>
         </w:tc>
         <w:tc>
           <w:tcPr>
-            <w:tcW w:type="dxa" w:w="3437"/>
+            <w:tcW w:type="dxa" w:w="5156"/>
           </w:tcPr>
           <w:p>
             <w:r>
@@ -4835,27 +4819,10 @@
             </w:r>
             <w:r>
               <w:rPr>
-                <w:sz w:val="18"/>
-              </w:rPr>
-              <w:t>есть</w:t>
-            </w:r>
-          </w:p>
-        </w:tc>
-        <w:tc>
-          <w:tcPr>
-            <w:tcW w:type="dxa" w:w="3437"/>
-          </w:tcPr>
-          <w:p>
-            <w:r>
-              <w:rPr>
-                <w:sz w:val="18"/>
-              </w:rPr>
-            </w:r>
-            <w:r>
-              <w:rPr>
-                <w:sz w:val="18"/>
-              </w:rPr>
-              <w:t>отсутствует, доступны две стратегии</w:t>
+                <w:rFonts w:ascii="Consolas" w:hAnsi="Consolas"/>
+                <w:sz w:val="18"/>
+              </w:rPr>
+              <w:t>modules/invest/pages/InvestPage.tsx</w:t>
             </w:r>
           </w:p>
         </w:tc>
@@ -4863,7 +4830,7 @@
       <w:tr>
         <w:tc>
           <w:tcPr>
-            <w:tcW w:type="dxa" w:w="3437"/>
+            <w:tcW w:type="dxa" w:w="5156"/>
           </w:tcPr>
           <w:p>
             <w:r>
@@ -4875,13 +4842,13 @@
               <w:rPr>
                 <w:sz w:val="18"/>
               </w:rPr>
-              <w:t>Комиссия за результат в стратегиях</w:t>
+              <w:t>Схемы комиссий по профилям, а не единая</w:t>
             </w:r>
           </w:p>
         </w:tc>
         <w:tc>
           <w:tcPr>
-            <w:tcW w:type="dxa" w:w="3437"/>
+            <w:tcW w:type="dxa" w:w="5156"/>
           </w:tcPr>
           <w:p>
             <w:r>
@@ -4891,27 +4858,23 @@
             </w:r>
             <w:r>
               <w:rPr>
-                <w:sz w:val="18"/>
-              </w:rPr>
-              <w:t>базовая без барьера + повышенная сверх цели</w:t>
-            </w:r>
-          </w:p>
-        </w:tc>
-        <w:tc>
-          <w:tcPr>
-            <w:tcW w:type="dxa" w:w="3437"/>
-          </w:tcPr>
-          <w:p>
-            <w:r>
-              <w:rPr>
-                <w:sz w:val="18"/>
-              </w:rPr>
-            </w:r>
-            <w:r>
-              <w:rPr>
-                <w:sz w:val="18"/>
-              </w:rPr>
-              <w:t>отключена</w:t>
+                <w:rFonts w:ascii="Consolas" w:hAnsi="Consolas"/>
+                <w:sz w:val="18"/>
+              </w:rPr>
+              <w:t>FEE_SCHEDULES</w:t>
+            </w:r>
+            <w:r>
+              <w:rPr>
+                <w:sz w:val="18"/>
+              </w:rPr>
+              <w:t xml:space="preserve"> в </w:t>
+            </w:r>
+            <w:r>
+              <w:rPr>
+                <w:rFonts w:ascii="Consolas" w:hAnsi="Consolas"/>
+                <w:sz w:val="18"/>
+              </w:rPr>
+              <w:t>shared/lib/fees.ts</w:t>
             </w:r>
           </w:p>
         </w:tc>
@@ -4919,7 +4882,7 @@
       <w:tr>
         <w:tc>
           <w:tcPr>
-            <w:tcW w:type="dxa" w:w="3437"/>
+            <w:tcW w:type="dxa" w:w="5156"/>
           </w:tcPr>
           <w:p>
             <w:r>
@@ -4931,13 +4894,13 @@
               <w:rPr>
                 <w:sz w:val="18"/>
               </w:rPr>
-              <w:t>Дифференциация ставок по профилю риска</w:t>
+              <w:t>Двухуровневая комиссия за результат: базовая без барьера + повышенная сверх цели</w:t>
             </w:r>
           </w:p>
         </w:tc>
         <w:tc>
           <w:tcPr>
-            <w:tcW w:type="dxa" w:w="3437"/>
+            <w:tcW w:type="dxa" w:w="5156"/>
           </w:tcPr>
           <w:p>
             <w:r>
@@ -4947,27 +4910,10 @@
             </w:r>
             <w:r>
               <w:rPr>
-                <w:sz w:val="18"/>
-              </w:rPr>
-              <w:t>три набора</w:t>
-            </w:r>
-          </w:p>
-        </w:tc>
-        <w:tc>
-          <w:tcPr>
-            <w:tcW w:type="dxa" w:w="3437"/>
-          </w:tcPr>
-          <w:p>
-            <w:r>
-              <w:rPr>
-                <w:sz w:val="18"/>
-              </w:rPr>
-            </w:r>
-            <w:r>
-              <w:rPr>
-                <w:sz w:val="18"/>
-              </w:rPr>
-              <w:t>единый набор</w:t>
+                <w:rFonts w:ascii="Consolas" w:hAnsi="Consolas"/>
+                <w:sz w:val="18"/>
+              </w:rPr>
+              <w:t>calcFees</w:t>
             </w:r>
           </w:p>
         </w:tc>
@@ -4975,7 +4921,7 @@
       <w:tr>
         <w:tc>
           <w:tcPr>
-            <w:tcW w:type="dxa" w:w="3437"/>
+            <w:tcW w:type="dxa" w:w="5156"/>
           </w:tcPr>
           <w:p>
             <w:r>
@@ -4987,13 +4933,13 @@
               <w:rPr>
                 <w:sz w:val="18"/>
               </w:rPr>
-              <w:t>Подключение внешних кошельков для стратегий</w:t>
+              <w:t>Высшая точка в стратегиях, отсутствие её в Events</w:t>
             </w:r>
           </w:p>
         </w:tc>
         <w:tc>
           <w:tcPr>
-            <w:tcW w:type="dxa" w:w="3437"/>
+            <w:tcW w:type="dxa" w:w="5156"/>
           </w:tcPr>
           <w:p>
             <w:r>
@@ -5003,15 +4949,36 @@
             </w:r>
             <w:r>
               <w:rPr>
-                <w:sz w:val="18"/>
-              </w:rPr>
-              <w:t>описано как перспектива</w:t>
+                <w:rFonts w:ascii="Consolas" w:hAnsi="Consolas"/>
+                <w:sz w:val="18"/>
+              </w:rPr>
+              <w:t>FeeSchedule.highWaterMark</w:t>
+            </w:r>
+          </w:p>
+        </w:tc>
+      </w:tr>
+      <w:tr>
+        <w:tc>
+          <w:tcPr>
+            <w:tcW w:type="dxa" w:w="5156"/>
+          </w:tcPr>
+          <w:p>
+            <w:r>
+              <w:rPr>
+                <w:sz w:val="18"/>
+              </w:rPr>
+            </w:r>
+            <w:r>
+              <w:rPr>
+                <w:sz w:val="18"/>
+              </w:rPr>
+              <w:t>Разбивка «до комиссий → на руки» с обеими строками</w:t>
             </w:r>
           </w:p>
         </w:tc>
         <w:tc>
           <w:tcPr>
-            <w:tcW w:type="dxa" w:w="3437"/>
+            <w:tcW w:type="dxa" w:w="5156"/>
           </w:tcPr>
           <w:p>
             <w:r>
@@ -5021,9 +4988,114 @@
             </w:r>
             <w:r>
               <w:rPr>
-                <w:sz w:val="18"/>
-              </w:rPr>
-              <w:t>не реализовано</w:t>
+                <w:rFonts w:ascii="Consolas" w:hAnsi="Consolas"/>
+                <w:sz w:val="18"/>
+              </w:rPr>
+              <w:t>FeeBlock</w:t>
+            </w:r>
+          </w:p>
+        </w:tc>
+      </w:tr>
+      <w:tr>
+        <w:tc>
+          <w:tcPr>
+            <w:tcW w:type="dxa" w:w="5156"/>
+          </w:tcPr>
+          <w:p>
+            <w:r>
+              <w:rPr>
+                <w:sz w:val="18"/>
+              </w:rPr>
+            </w:r>
+            <w:r>
+              <w:rPr>
+                <w:sz w:val="18"/>
+              </w:rPr>
+              <w:t>Earn без срока: ежедневное начисление, окно вывода, запрос выплаты раз в месяц</w:t>
+            </w:r>
+          </w:p>
+        </w:tc>
+        <w:tc>
+          <w:tcPr>
+            <w:tcW w:type="dxa" w:w="5156"/>
+          </w:tcPr>
+          <w:p>
+            <w:r>
+              <w:rPr>
+                <w:sz w:val="18"/>
+              </w:rPr>
+            </w:r>
+            <w:r>
+              <w:rPr>
+                <w:rFonts w:ascii="Consolas" w:hAnsi="Consolas"/>
+                <w:sz w:val="18"/>
+              </w:rPr>
+              <w:t>InvestPage</w:t>
+            </w:r>
+            <w:r>
+              <w:rPr>
+                <w:sz w:val="18"/>
+              </w:rPr>
+              <w:t xml:space="preserve">, </w:t>
+            </w:r>
+            <w:r>
+              <w:rPr>
+                <w:rFonts w:ascii="Consolas" w:hAnsi="Consolas"/>
+                <w:sz w:val="18"/>
+              </w:rPr>
+              <w:t>shared/mock/contracts.ts</w:t>
+            </w:r>
+          </w:p>
+        </w:tc>
+      </w:tr>
+      <w:tr>
+        <w:tc>
+          <w:tcPr>
+            <w:tcW w:type="dxa" w:w="5156"/>
+          </w:tcPr>
+          <w:p>
+            <w:r>
+              <w:rPr>
+                <w:sz w:val="18"/>
+              </w:rPr>
+            </w:r>
+            <w:r>
+              <w:rPr>
+                <w:sz w:val="18"/>
+              </w:rPr>
+              <w:t>Комиссии на карточках продуктов и на лендинге</w:t>
+            </w:r>
+          </w:p>
+        </w:tc>
+        <w:tc>
+          <w:tcPr>
+            <w:tcW w:type="dxa" w:w="5156"/>
+          </w:tcPr>
+          <w:p>
+            <w:r>
+              <w:rPr>
+                <w:sz w:val="18"/>
+              </w:rPr>
+            </w:r>
+            <w:r>
+              <w:rPr>
+                <w:rFonts w:ascii="Consolas" w:hAnsi="Consolas"/>
+                <w:sz w:val="18"/>
+              </w:rPr>
+              <w:t>feeLabel</w:t>
+            </w:r>
+            <w:r>
+              <w:rPr>
+                <w:sz w:val="18"/>
+              </w:rPr>
+              <w:t xml:space="preserve">, </w:t>
+            </w:r>
+            <w:r>
+              <w:rPr>
+                <w:rFonts w:ascii="Consolas" w:hAnsi="Consolas"/>
+                <w:sz w:val="18"/>
+              </w:rPr>
+              <w:t>apps/site/src/content/landing.ts</w:t>
             </w:r>
           </w:p>
         </w:tc>
@@ -5032,9 +5104,301 @@
     <w:p/>
     <w:p>
       <w:r>
-        <w:t>Расхождения устраняются приведением кода к этому документу.</w:t>
+        <w:rPr>
+          <w:b/>
+        </w:rPr>
+        <w:t>Требует бэкенда:</w:t>
       </w:r>
     </w:p>
+    <w:tbl>
+      <w:tblPr>
+        <w:tblStyle w:val="TableGrid"/>
+        <w:tblW w:type="auto" w:w="0"/>
+        <w:jc w:val="center"/>
+        <w:tblLook w:firstColumn="1" w:firstRow="1" w:lastColumn="0" w:lastRow="0" w:noHBand="0" w:noVBand="1" w:val="04A0"/>
+      </w:tblPr>
+      <w:tblGrid>
+        <w:gridCol w:w="5156"/>
+        <w:gridCol w:w="5156"/>
+      </w:tblGrid>
+      <w:tr>
+        <w:tc>
+          <w:tcPr>
+            <w:tcW w:type="dxa" w:w="5156"/>
+            <w:shd w:fill="EEF0F6"/>
+          </w:tcPr>
+          <w:p>
+            <w:r>
+              <w:rPr>
+                <w:b/>
+                <w:color w:val="25254F"/>
+                <w:sz w:val="18"/>
+              </w:rPr>
+            </w:r>
+            <w:r>
+              <w:rPr>
+                <w:b/>
+                <w:color w:val="25254F"/>
+                <w:sz w:val="18"/>
+              </w:rPr>
+              <w:t>Что</w:t>
+            </w:r>
+          </w:p>
+        </w:tc>
+        <w:tc>
+          <w:tcPr>
+            <w:tcW w:type="dxa" w:w="5156"/>
+            <w:shd w:fill="EEF0F6"/>
+          </w:tcPr>
+          <w:p>
+            <w:r>
+              <w:rPr>
+                <w:b/>
+                <w:color w:val="25254F"/>
+                <w:sz w:val="18"/>
+              </w:rPr>
+            </w:r>
+            <w:r>
+              <w:rPr>
+                <w:b/>
+                <w:color w:val="25254F"/>
+                <w:sz w:val="18"/>
+              </w:rPr>
+              <w:t>Почему пока нет</w:t>
+            </w:r>
+          </w:p>
+        </w:tc>
+      </w:tr>
+      <w:tr>
+        <w:tc>
+          <w:tcPr>
+            <w:tcW w:type="dxa" w:w="5156"/>
+          </w:tcPr>
+          <w:p>
+            <w:r>
+              <w:rPr>
+                <w:sz w:val="18"/>
+              </w:rPr>
+            </w:r>
+            <w:r>
+              <w:rPr>
+                <w:sz w:val="18"/>
+              </w:rPr>
+              <w:t>Ежедневное начисление и ежемесячное удержание комиссии за управление</w:t>
+            </w:r>
+          </w:p>
+        </w:tc>
+        <w:tc>
+          <w:tcPr>
+            <w:tcW w:type="dxa" w:w="5156"/>
+          </w:tcPr>
+          <w:p>
+            <w:r>
+              <w:rPr>
+                <w:sz w:val="18"/>
+              </w:rPr>
+            </w:r>
+            <w:r>
+              <w:rPr>
+                <w:sz w:val="18"/>
+              </w:rPr>
+              <w:t>нужен планировщик и учёт операций</w:t>
+            </w:r>
+          </w:p>
+        </w:tc>
+      </w:tr>
+      <w:tr>
+        <w:tc>
+          <w:tcPr>
+            <w:tcW w:type="dxa" w:w="5156"/>
+          </w:tcPr>
+          <w:p>
+            <w:r>
+              <w:rPr>
+                <w:sz w:val="18"/>
+              </w:rPr>
+            </w:r>
+            <w:r>
+              <w:rPr>
+                <w:sz w:val="18"/>
+              </w:rPr>
+              <w:t>Хранение высшей точки по счёту и её перенос при продлении</w:t>
+            </w:r>
+          </w:p>
+        </w:tc>
+        <w:tc>
+          <w:tcPr>
+            <w:tcW w:type="dxa" w:w="5156"/>
+          </w:tcPr>
+          <w:p>
+            <w:r>
+              <w:rPr>
+                <w:sz w:val="18"/>
+              </w:rPr>
+            </w:r>
+            <w:r>
+              <w:rPr>
+                <w:sz w:val="18"/>
+              </w:rPr>
+              <w:t>нужна история результатов</w:t>
+            </w:r>
+          </w:p>
+        </w:tc>
+      </w:tr>
+      <w:tr>
+        <w:tc>
+          <w:tcPr>
+            <w:tcW w:type="dxa" w:w="5156"/>
+          </w:tcPr>
+          <w:p>
+            <w:r>
+              <w:rPr>
+                <w:sz w:val="18"/>
+              </w:rPr>
+            </w:r>
+            <w:r>
+              <w:rPr>
+                <w:sz w:val="18"/>
+              </w:rPr>
+              <w:t>Перерасчёт pro rata при досрочном выходе</w:t>
+            </w:r>
+          </w:p>
+        </w:tc>
+        <w:tc>
+          <w:tcPr>
+            <w:tcW w:type="dxa" w:w="5156"/>
+          </w:tcPr>
+          <w:p>
+            <w:r>
+              <w:rPr>
+                <w:sz w:val="18"/>
+              </w:rPr>
+            </w:r>
+            <w:r>
+              <w:rPr>
+                <w:sz w:val="18"/>
+              </w:rPr>
+              <w:t>нужен фактический учёт дней</w:t>
+            </w:r>
+          </w:p>
+        </w:tc>
+      </w:tr>
+      <w:tr>
+        <w:tc>
+          <w:tcPr>
+            <w:tcW w:type="dxa" w:w="5156"/>
+          </w:tcPr>
+          <w:p>
+            <w:r>
+              <w:rPr>
+                <w:sz w:val="18"/>
+              </w:rPr>
+            </w:r>
+            <w:r>
+              <w:rPr>
+                <w:sz w:val="18"/>
+              </w:rPr>
+              <w:t>Исполнение заявок на вывод в еженедельное окно</w:t>
+            </w:r>
+          </w:p>
+        </w:tc>
+        <w:tc>
+          <w:tcPr>
+            <w:tcW w:type="dxa" w:w="5156"/>
+          </w:tcPr>
+          <w:p>
+            <w:r>
+              <w:rPr>
+                <w:sz w:val="18"/>
+              </w:rPr>
+            </w:r>
+            <w:r>
+              <w:rPr>
+                <w:sz w:val="18"/>
+              </w:rPr>
+              <w:t>нужна очередь заявок</w:t>
+            </w:r>
+          </w:p>
+        </w:tc>
+      </w:tr>
+      <w:tr>
+        <w:tc>
+          <w:tcPr>
+            <w:tcW w:type="dxa" w:w="5156"/>
+          </w:tcPr>
+          <w:p>
+            <w:r>
+              <w:rPr>
+                <w:sz w:val="18"/>
+              </w:rPr>
+            </w:r>
+            <w:r>
+              <w:rPr>
+                <w:sz w:val="18"/>
+              </w:rPr>
+              <w:t>Подключение внешних кошельков и бирж для стратегий</w:t>
+            </w:r>
+          </w:p>
+        </w:tc>
+        <w:tc>
+          <w:tcPr>
+            <w:tcW w:type="dxa" w:w="5156"/>
+          </w:tcPr>
+          <w:p>
+            <w:r>
+              <w:rPr>
+                <w:sz w:val="18"/>
+              </w:rPr>
+            </w:r>
+            <w:r>
+              <w:rPr>
+                <w:sz w:val="18"/>
+              </w:rPr>
+              <w:t>нужен механизм разграничения прав (§2.5)</w:t>
+            </w:r>
+          </w:p>
+        </w:tc>
+      </w:tr>
+      <w:tr>
+        <w:tc>
+          <w:tcPr>
+            <w:tcW w:type="dxa" w:w="5156"/>
+          </w:tcPr>
+          <w:p>
+            <w:r>
+              <w:rPr>
+                <w:sz w:val="18"/>
+              </w:rPr>
+            </w:r>
+            <w:r>
+              <w:rPr>
+                <w:sz w:val="18"/>
+              </w:rPr>
+              <w:t>Отражение комиссий отдельными операциями в выписке</w:t>
+            </w:r>
+          </w:p>
+        </w:tc>
+        <w:tc>
+          <w:tcPr>
+            <w:tcW w:type="dxa" w:w="5156"/>
+          </w:tcPr>
+          <w:p>
+            <w:r>
+              <w:rPr>
+                <w:sz w:val="18"/>
+              </w:rPr>
+            </w:r>
+            <w:r>
+              <w:rPr>
+                <w:sz w:val="18"/>
+              </w:rPr>
+              <w:t>нужен журнал операций</w:t>
+            </w:r>
+          </w:p>
+        </w:tc>
+      </w:tr>
+    </w:tbl>
+    <w:p/>
     <w:sectPr>
       <w:pgSz w:w="12240" w:h="15840"/>
       <w:pgMar w:top="1020" w:right="964" w:bottom="1020" w:left="964" w:header="720" w:footer="720" w:gutter="0"/>

--- a/docs/products/Логика продуктов Trigonum.docx
+++ b/docs/products/Логика продуктов Trigonum.docx
@@ -1337,7 +1337,7 @@
               <w:rPr>
                 <w:sz w:val="18"/>
               </w:rPr>
-              <w:t>1% годовых</w:t>
+              <w:t>1% при пополнении</w:t>
             </w:r>
           </w:p>
         </w:tc>
@@ -1429,7 +1429,7 @@
         <w:t>разница ставок</w:t>
       </w:r>
       <w:r>
-        <w:t>. Компания размещает привлечённые средства с доходностью выше той, что платит инвестору, и оставляет себе спред. Комиссия за управление в 1% годовых учтена в публикуемой ставке: если инвестору обещано ~7% годовых, он получает ровно 7%.</w:t>
+        <w:t>. Компания размещает привлечённые средства с доходностью выше той, что платит инвестору, и оставляет себе спред. Комиссия за управление в 1% учтена в публикуемой ставке: если инвестору обещано ~7% годовых, он получает ровно 7%.</w:t>
       </w:r>
     </w:p>
     <w:p>
@@ -2084,7 +2084,7 @@
         <w:t>Досрочный выход</w:t>
       </w:r>
       <w:r>
-        <w:t xml:space="preserve"> возможен по заявке. Результат пересчитывается по фактическому сроку, комиссия за управление удерживается за фактические дни. Досрочный выход не является правом по умолчанию — он согласуется, поскольку требует закрытия позиций.</w:t>
+        <w:t xml:space="preserve"> возможен по заявке. Результат пересчитывается по фактическому сроку; комиссия за управление перерасчёту не подлежит — она разовая и удержана при входе. Досрочный выход не является правом по умолчанию — он согласуется, поскольку требует закрытия позиций.</w:t>
       </w:r>
     </w:p>
     <w:p>
@@ -2112,7 +2112,7 @@
           <w:color w:val="3F3F8A"/>
           <w:sz w:val="24"/>
         </w:rPr>
-        <w:t>2.4. Монетизация: две комиссии, комиссия за результат — двухуровневая</w:t>
+        <w:t>2.4. Монетизация: две комиссии, обе из двух чисел</w:t>
       </w:r>
     </w:p>
     <w:tbl>
@@ -2208,7 +2208,7 @@
               <w:rPr>
                 <w:sz w:val="18"/>
               </w:rPr>
-              <w:t>процент годовых от суммы под управлением, начисляется ежедневно pro rata, удерживается ежемесячно</w:t>
+              <w:t>1% от суммы пополнения, разово, в момент зачисления средств на продукт</w:t>
             </w:r>
           </w:p>
         </w:tc>
@@ -2229,7 +2229,7 @@
                 <w:b/>
                 <w:sz w:val="18"/>
               </w:rPr>
-              <w:t>За результат, базовая</w:t>
+              <w:t>За результат</w:t>
             </w:r>
           </w:p>
         </w:tc>
@@ -2247,59 +2247,7 @@
               <w:rPr>
                 <w:sz w:val="18"/>
               </w:rPr>
-              <w:t xml:space="preserve">доля от </w:t>
-            </w:r>
-            <w:r>
-              <w:rPr>
-                <w:b/>
-                <w:sz w:val="18"/>
-              </w:rPr>
-              <w:t>любой</w:t>
-            </w:r>
-            <w:r>
-              <w:rPr>
-                <w:sz w:val="18"/>
-              </w:rPr>
-              <w:t xml:space="preserve"> полученной прибыли, без барьера</w:t>
-            </w:r>
-          </w:p>
-        </w:tc>
-      </w:tr>
-      <w:tr>
-        <w:tc>
-          <w:tcPr>
-            <w:tcW w:type="dxa" w:w="5156"/>
-          </w:tcPr>
-          <w:p>
-            <w:r>
-              <w:rPr>
-                <w:sz w:val="18"/>
-              </w:rPr>
-            </w:r>
-            <w:r>
-              <w:rPr>
-                <w:b/>
-                <w:sz w:val="18"/>
-              </w:rPr>
-              <w:t>За результат, повышенная</w:t>
-            </w:r>
-          </w:p>
-        </w:tc>
-        <w:tc>
-          <w:tcPr>
-            <w:tcW w:type="dxa" w:w="5156"/>
-          </w:tcPr>
-          <w:p>
-            <w:r>
-              <w:rPr>
-                <w:sz w:val="18"/>
-              </w:rPr>
-            </w:r>
-            <w:r>
-              <w:rPr>
-                <w:sz w:val="18"/>
-              </w:rPr>
-              <w:t>увеличенная доля с той части прибыли, которая превысила верхнюю границу целевого диапазона стратегии</w:t>
+              <w:t>10% от фактической прибыли за срок договора</w:t>
             </w:r>
           </w:p>
         </w:tc>
@@ -2308,7 +2256,16 @@
     <w:p/>
     <w:p>
       <w:r>
-        <w:t>Ставки по профилям:</w:t>
+        <w:t xml:space="preserve">Ставки </w:t>
+      </w:r>
+      <w:r>
+        <w:rPr>
+          <w:b/>
+        </w:rPr>
+        <w:t>одинаковы для всех трёх профилей</w:t>
+      </w:r>
+      <w:r>
+        <w:t>:</w:t>
       </w:r>
     </w:p>
     <w:tbl>
@@ -2319,15 +2276,14 @@
         <w:tblLook w:firstColumn="1" w:firstRow="1" w:lastColumn="0" w:lastRow="0" w:noHBand="0" w:noVBand="1" w:val="04A0"/>
       </w:tblPr>
       <w:tblGrid>
-        <w:gridCol w:w="2578"/>
-        <w:gridCol w:w="2578"/>
-        <w:gridCol w:w="2578"/>
-        <w:gridCol w:w="2578"/>
+        <w:gridCol w:w="3437"/>
+        <w:gridCol w:w="3437"/>
+        <w:gridCol w:w="3437"/>
       </w:tblGrid>
       <w:tr>
         <w:tc>
           <w:tcPr>
-            <w:tcW w:type="dxa" w:w="2578"/>
+            <w:tcW w:type="dxa" w:w="3437"/>
             <w:shd w:fill="EEF0F6"/>
           </w:tcPr>
           <w:p>
@@ -2350,7 +2306,7 @@
         </w:tc>
         <w:tc>
           <w:tcPr>
-            <w:tcW w:type="dxa" w:w="2578"/>
+            <w:tcW w:type="dxa" w:w="3437"/>
             <w:shd w:fill="EEF0F6"/>
           </w:tcPr>
           <w:p>
@@ -2373,7 +2329,7 @@
         </w:tc>
         <w:tc>
           <w:tcPr>
-            <w:tcW w:type="dxa" w:w="2578"/>
+            <w:tcW w:type="dxa" w:w="3437"/>
             <w:shd w:fill="EEF0F6"/>
           </w:tcPr>
           <w:p>
@@ -2390,30 +2346,7 @@
                 <w:color w:val="25254F"/>
                 <w:sz w:val="18"/>
               </w:rPr>
-              <w:t>За результат, базовая</w:t>
-            </w:r>
-          </w:p>
-        </w:tc>
-        <w:tc>
-          <w:tcPr>
-            <w:tcW w:type="dxa" w:w="2578"/>
-            <w:shd w:fill="EEF0F6"/>
-          </w:tcPr>
-          <w:p>
-            <w:r>
-              <w:rPr>
-                <w:b/>
-                <w:color w:val="25254F"/>
-                <w:sz w:val="18"/>
-              </w:rPr>
-            </w:r>
-            <w:r>
-              <w:rPr>
-                <w:b/>
-                <w:color w:val="25254F"/>
-                <w:sz w:val="18"/>
-              </w:rPr>
-              <w:t>Повышенная — с прибыли сверх</w:t>
+              <w:t>За результат</w:t>
             </w:r>
           </w:p>
         </w:tc>
@@ -2421,7 +2354,7 @@
       <w:tr>
         <w:tc>
           <w:tcPr>
-            <w:tcW w:type="dxa" w:w="2578"/>
+            <w:tcW w:type="dxa" w:w="3437"/>
           </w:tcPr>
           <w:p>
             <w:r>
@@ -2439,7 +2372,7 @@
         </w:tc>
         <w:tc>
           <w:tcPr>
-            <w:tcW w:type="dxa" w:w="2578"/>
+            <w:tcW w:type="dxa" w:w="3437"/>
           </w:tcPr>
           <w:p>
             <w:r>
@@ -2451,13 +2384,13 @@
               <w:rPr>
                 <w:sz w:val="18"/>
               </w:rPr>
-              <w:t>2% годовых</w:t>
+              <w:t>1% при пополнении</w:t>
             </w:r>
           </w:p>
         </w:tc>
         <w:tc>
           <w:tcPr>
-            <w:tcW w:type="dxa" w:w="2578"/>
+            <w:tcW w:type="dxa" w:w="3437"/>
           </w:tcPr>
           <w:p>
             <w:r>
@@ -2470,24 +2403,6 @@
                 <w:sz w:val="18"/>
               </w:rPr>
               <w:t>10%</w:t>
-            </w:r>
-          </w:p>
-        </w:tc>
-        <w:tc>
-          <w:tcPr>
-            <w:tcW w:type="dxa" w:w="2578"/>
-          </w:tcPr>
-          <w:p>
-            <w:r>
-              <w:rPr>
-                <w:sz w:val="18"/>
-              </w:rPr>
-            </w:r>
-            <w:r>
-              <w:rPr>
-                <w:sz w:val="18"/>
-              </w:rPr>
-              <w:t>20% сверх 10% годовых</w:t>
             </w:r>
           </w:p>
         </w:tc>
@@ -2495,7 +2410,7 @@
       <w:tr>
         <w:tc>
           <w:tcPr>
-            <w:tcW w:type="dxa" w:w="2578"/>
+            <w:tcW w:type="dxa" w:w="3437"/>
           </w:tcPr>
           <w:p>
             <w:r>
@@ -2513,7 +2428,7 @@
         </w:tc>
         <w:tc>
           <w:tcPr>
-            <w:tcW w:type="dxa" w:w="2578"/>
+            <w:tcW w:type="dxa" w:w="3437"/>
           </w:tcPr>
           <w:p>
             <w:r>
@@ -2525,13 +2440,13 @@
               <w:rPr>
                 <w:sz w:val="18"/>
               </w:rPr>
-              <w:t>2% годовых</w:t>
+              <w:t>1% при пополнении</w:t>
             </w:r>
           </w:p>
         </w:tc>
         <w:tc>
           <w:tcPr>
-            <w:tcW w:type="dxa" w:w="2578"/>
+            <w:tcW w:type="dxa" w:w="3437"/>
           </w:tcPr>
           <w:p>
             <w:r>
@@ -2543,25 +2458,7 @@
               <w:rPr>
                 <w:sz w:val="18"/>
               </w:rPr>
-              <w:t>15%</w:t>
-            </w:r>
-          </w:p>
-        </w:tc>
-        <w:tc>
-          <w:tcPr>
-            <w:tcW w:type="dxa" w:w="2578"/>
-          </w:tcPr>
-          <w:p>
-            <w:r>
-              <w:rPr>
-                <w:sz w:val="18"/>
-              </w:rPr>
-            </w:r>
-            <w:r>
-              <w:rPr>
-                <w:sz w:val="18"/>
-              </w:rPr>
-              <w:t>25% сверх 14% годовых</w:t>
+              <w:t>10%</w:t>
             </w:r>
           </w:p>
         </w:tc>
@@ -2569,7 +2466,7 @@
       <w:tr>
         <w:tc>
           <w:tcPr>
-            <w:tcW w:type="dxa" w:w="2578"/>
+            <w:tcW w:type="dxa" w:w="3437"/>
           </w:tcPr>
           <w:p>
             <w:r>
@@ -2587,7 +2484,7 @@
         </w:tc>
         <w:tc>
           <w:tcPr>
-            <w:tcW w:type="dxa" w:w="2578"/>
+            <w:tcW w:type="dxa" w:w="3437"/>
           </w:tcPr>
           <w:p>
             <w:r>
@@ -2599,13 +2496,13 @@
               <w:rPr>
                 <w:sz w:val="18"/>
               </w:rPr>
-              <w:t>2% годовых</w:t>
+              <w:t>1% при пополнении</w:t>
             </w:r>
           </w:p>
         </w:tc>
         <w:tc>
           <w:tcPr>
-            <w:tcW w:type="dxa" w:w="2578"/>
+            <w:tcW w:type="dxa" w:w="3437"/>
           </w:tcPr>
           <w:p>
             <w:r>
@@ -2617,25 +2514,7 @@
               <w:rPr>
                 <w:sz w:val="18"/>
               </w:rPr>
-              <w:t>20%</w:t>
-            </w:r>
-          </w:p>
-        </w:tc>
-        <w:tc>
-          <w:tcPr>
-            <w:tcW w:type="dxa" w:w="2578"/>
-          </w:tcPr>
-          <w:p>
-            <w:r>
-              <w:rPr>
-                <w:sz w:val="18"/>
-              </w:rPr>
-            </w:r>
-            <w:r>
-              <w:rPr>
-                <w:sz w:val="18"/>
-              </w:rPr>
-              <w:t>30% сверх 20% годовых</w:t>
+              <w:t>10%</w:t>
             </w:r>
           </w:p>
         </w:tc>
@@ -2647,10 +2526,32 @@
         <w:rPr>
           <w:b/>
         </w:rPr>
-        <w:t>Почему базовая комиссия без барьера.</w:t>
+        <w:t>Почему ставки не зависят от профиля.</w:t>
       </w:r>
       <w:r>
-        <w:t xml:space="preserve"> Барьер — это порог, ниже которого управляющий не получает долю в прибыли. Здесь он не применяется: брокер участвует в результате с первого заработанного доллара. Взамен базовая ставка ниже отраслевой, а повышенная включается только там, где управляющий действительно превзошёл заявленную цель.</w:t>
+        <w:t xml:space="preserve"> Разброс исхода несёт клиент, а не управляющий. Брать за агрессивную стратегию дороже означало бы наказывать за принятый риск дважды — сначала просадкой, потом комиссией.</w:t>
+      </w:r>
+    </w:p>
+    <w:p>
+      <w:r>
+        <w:rPr>
+          <w:b/>
+        </w:rPr>
+        <w:t>Почему нет барьера.</w:t>
+      </w:r>
+      <w:r>
+        <w:t xml:space="preserve"> Барьер — это порог, ниже которого управляющий не получает долю в прибыли. Здесь он не применяется: брокер участвует в результате с первого заработанного доллара, но по сниженной ставке — 10% против отраслевых 20%. Барьер и низкая ставка решают одну задачу; вторая понятнее клиенту и не создаёт скачка комиссии на границе, когда лишний процент доходности вдруг стоит заметных денег.</w:t>
+      </w:r>
+    </w:p>
+    <w:p>
+      <w:r>
+        <w:rPr>
+          <w:b/>
+        </w:rPr>
+        <w:t>Почему нет повышенной доли за превышение цели.</w:t>
+      </w:r>
+      <w:r>
+        <w:t xml:space="preserve"> Целевая доходность — ориентир стратегии, а не обязательство. Привязывать к ней ставку значит превращать ориентир в обещание.</w:t>
       </w:r>
     </w:p>
     <w:p>
@@ -2672,29 +2573,16 @@
         </w:rPr>
         <w:t>1. валовая прибыль за срок договора</w:t>
         <w:br/>
-        <w:t>2. − комиссия за управление                 → прибыль после управления</w:t>
+        <w:t>2. − непокрытый убыток прошлых периодов (высшая точка)</w:t>
         <w:br/>
-        <w:t>3. × базовая ставка на всю эту прибыль      → базовая комиссия за результат</w:t>
+        <w:t>3. = база × 10%                             → комиссия за результат</w:t>
         <w:br/>
-        <w:t>4. часть прибыли сверх целевой границы</w:t>
-        <w:br/>
-        <w:t xml:space="preserve">   × повышенная ставка                      → повышенная комиссия</w:t>
-        <w:br/>
-        <w:t>5. = инвестору: прибыль − управление − обе комиссии</w:t>
+        <w:t>4. инвестору: прибыль − управление − результат</w:t>
       </w:r>
     </w:p>
     <w:p>
       <w:r>
-        <w:t xml:space="preserve">Комиссия за управление удерживается </w:t>
-      </w:r>
-      <w:r>
-        <w:rPr>
-          <w:b/>
-        </w:rPr>
-        <w:t>до</w:t>
-      </w:r>
-      <w:r>
-        <w:t xml:space="preserve"> расчёта комиссии за результат. Иначе брокер брал бы долю с денег, которые уже ушли ему же на управление.</w:t>
+        <w:t>Комиссия за управление в цепочку расчёта результата не входит: она удержана при входе и к прибыли отношения не имеет.</w:t>
       </w:r>
     </w:p>
     <w:p>
@@ -2820,7 +2708,7 @@
               <w:rPr>
                 <w:sz w:val="18"/>
               </w:rPr>
-              <w:t>Комиссия за управление, 2% годовых</w:t>
+              <w:t>Комиссия за управление, 1% от суммы пополнения</w:t>
             </w:r>
           </w:p>
         </w:tc>
@@ -2838,7 +2726,7 @@
               <w:rPr>
                 <w:sz w:val="18"/>
               </w:rPr>
-              <w:t>− $2 000</w:t>
+              <w:t>− $1 000</w:t>
             </w:r>
           </w:p>
         </w:tc>
@@ -2858,7 +2746,7 @@
               <w:rPr>
                 <w:sz w:val="18"/>
               </w:rPr>
-              <w:t>Прибыль после управления</w:t>
+              <w:t>Комиссия за результат, 10% от прибыли</w:t>
             </w:r>
           </w:p>
         </w:tc>
@@ -2876,7 +2764,7 @@
               <w:rPr>
                 <w:sz w:val="18"/>
               </w:rPr>
-              <w:t>$16 000</w:t>
+              <w:t>− $1 800</w:t>
             </w:r>
           </w:p>
         </w:tc>
@@ -2894,9 +2782,10 @@
             </w:r>
             <w:r>
               <w:rPr>
-                <w:sz w:val="18"/>
-              </w:rPr>
-              <w:t>Базовая комиссия за результат, 15%</w:t>
+                <w:b/>
+                <w:sz w:val="18"/>
+              </w:rPr>
+              <w:t>Инвестору</w:t>
             </w:r>
           </w:p>
         </w:tc>
@@ -2912,125 +2801,10 @@
             </w:r>
             <w:r>
               <w:rPr>
-                <w:sz w:val="18"/>
-              </w:rPr>
-              <w:t>− $2 400</w:t>
-            </w:r>
-          </w:p>
-        </w:tc>
-      </w:tr>
-      <w:tr>
-        <w:tc>
-          <w:tcPr>
-            <w:tcW w:type="dxa" w:w="5156"/>
-          </w:tcPr>
-          <w:p>
-            <w:r>
-              <w:rPr>
-                <w:sz w:val="18"/>
-              </w:rPr>
-            </w:r>
-            <w:r>
-              <w:rPr>
-                <w:sz w:val="18"/>
-              </w:rPr>
-              <w:t>Прибыль сверх целевых 14% ($14 000)</w:t>
-            </w:r>
-          </w:p>
-        </w:tc>
-        <w:tc>
-          <w:tcPr>
-            <w:tcW w:type="dxa" w:w="5156"/>
-          </w:tcPr>
-          <w:p>
-            <w:r>
-              <w:rPr>
-                <w:sz w:val="18"/>
-              </w:rPr>
-            </w:r>
-            <w:r>
-              <w:rPr>
-                <w:sz w:val="18"/>
-              </w:rPr>
-              <w:t>$2 000</w:t>
-            </w:r>
-          </w:p>
-        </w:tc>
-      </w:tr>
-      <w:tr>
-        <w:tc>
-          <w:tcPr>
-            <w:tcW w:type="dxa" w:w="5156"/>
-          </w:tcPr>
-          <w:p>
-            <w:r>
-              <w:rPr>
-                <w:sz w:val="18"/>
-              </w:rPr>
-            </w:r>
-            <w:r>
-              <w:rPr>
-                <w:sz w:val="18"/>
-              </w:rPr>
-              <w:t>Повышенная комиссия, 25% от превышения</w:t>
-            </w:r>
-          </w:p>
-        </w:tc>
-        <w:tc>
-          <w:tcPr>
-            <w:tcW w:type="dxa" w:w="5156"/>
-          </w:tcPr>
-          <w:p>
-            <w:r>
-              <w:rPr>
-                <w:sz w:val="18"/>
-              </w:rPr>
-            </w:r>
-            <w:r>
-              <w:rPr>
-                <w:sz w:val="18"/>
-              </w:rPr>
-              <w:t>− $500</w:t>
-            </w:r>
-          </w:p>
-        </w:tc>
-      </w:tr>
-      <w:tr>
-        <w:tc>
-          <w:tcPr>
-            <w:tcW w:type="dxa" w:w="5156"/>
-          </w:tcPr>
-          <w:p>
-            <w:r>
-              <w:rPr>
-                <w:sz w:val="18"/>
-              </w:rPr>
-            </w:r>
-            <w:r>
-              <w:rPr>
                 <w:b/>
                 <w:sz w:val="18"/>
               </w:rPr>
-              <w:t>Инвестору</w:t>
-            </w:r>
-          </w:p>
-        </w:tc>
-        <w:tc>
-          <w:tcPr>
-            <w:tcW w:type="dxa" w:w="5156"/>
-          </w:tcPr>
-          <w:p>
-            <w:r>
-              <w:rPr>
-                <w:sz w:val="18"/>
-              </w:rPr>
-            </w:r>
-            <w:r>
-              <w:rPr>
-                <w:b/>
-                <w:sz w:val="18"/>
-              </w:rPr>
-              <w:t>+$13 100</w:t>
+              <w:t>+$15 200</w:t>
             </w:r>
           </w:p>
         </w:tc>
@@ -3039,7 +2813,7 @@
     <w:p/>
     <w:p>
       <w:r>
-        <w:t>При убытке комиссия за результат не взимается ни в одной из двух частей. Комиссия за управление удерживается в любом случае — это плата за работу, а не за результат.</w:t>
+        <w:t>При убытке комиссия за результат не взимается. Комиссия за управление удерживается в любом случае — это плата за работу, а не за результат, и удержана она была ещё при входе.</w:t>
       </w:r>
     </w:p>
     <w:p>
@@ -3514,7 +3288,7 @@
               <w:rPr>
                 <w:sz w:val="18"/>
               </w:rPr>
-              <w:t>2% годовых</w:t>
+              <w:t>1% при пополнении</w:t>
             </w:r>
           </w:p>
         </w:tc>
@@ -3532,7 +3306,7 @@
               <w:rPr>
                 <w:sz w:val="18"/>
               </w:rPr>
-              <w:t>pro rata за фактический срок удержания позиции</w:t>
+              <w:t>разово, от суммы, заведённой в сделку</w:t>
             </w:r>
           </w:p>
         </w:tc>
@@ -3570,7 +3344,7 @@
               <w:rPr>
                 <w:sz w:val="18"/>
               </w:rPr>
-              <w:t>20% сверх барьера 8% годовых</w:t>
+              <w:t>20% от прибыли</w:t>
             </w:r>
           </w:p>
         </w:tc>
@@ -3588,7 +3362,7 @@
               <w:rPr>
                 <w:sz w:val="18"/>
               </w:rPr>
-              <w:t>только с прибыли сверх барьера</w:t>
+              <w:t>только с фактической прибыли сделки, без барьера</w:t>
             </w:r>
           </w:p>
         </w:tc>
@@ -3597,7 +3371,7 @@
     <w:p/>
     <w:p>
       <w:r>
-        <w:t>Комиссия за управление считается за срок сделки, а не за календарный период: сделка на 12 дней стоит 2% × 12/365.</w:t>
+        <w:t>Комиссия за управление не зависит от срока сделки: и четырёхдневная, и месячная позиция стоит одни и те же 1% от заведённой суммы. Ставка за результат выше, чем в стратегиях, потому что на том же капитале за год проходит десяток самостоятельных циклов исследования, входа и выхода.</w:t>
       </w:r>
     </w:p>
     <w:p>
@@ -3711,17 +3485,16 @@
         <w:tblLook w:firstColumn="1" w:firstRow="1" w:lastColumn="0" w:lastRow="0" w:noHBand="0" w:noVBand="1" w:val="04A0"/>
       </w:tblPr>
       <w:tblGrid>
-        <w:gridCol w:w="1719"/>
-        <w:gridCol w:w="1719"/>
-        <w:gridCol w:w="1719"/>
-        <w:gridCol w:w="1719"/>
-        <w:gridCol w:w="1719"/>
-        <w:gridCol w:w="1719"/>
+        <w:gridCol w:w="2062"/>
+        <w:gridCol w:w="2062"/>
+        <w:gridCol w:w="2062"/>
+        <w:gridCol w:w="2062"/>
+        <w:gridCol w:w="2062"/>
       </w:tblGrid>
       <w:tr>
         <w:tc>
           <w:tcPr>
-            <w:tcW w:type="dxa" w:w="1719"/>
+            <w:tcW w:type="dxa" w:w="2062"/>
             <w:shd w:fill="EEF0F6"/>
           </w:tcPr>
           <w:p>
@@ -3744,7 +3517,7 @@
         </w:tc>
         <w:tc>
           <w:tcPr>
-            <w:tcW w:type="dxa" w:w="1719"/>
+            <w:tcW w:type="dxa" w:w="2062"/>
             <w:shd w:fill="EEF0F6"/>
           </w:tcPr>
           <w:p>
@@ -3767,7 +3540,7 @@
         </w:tc>
         <w:tc>
           <w:tcPr>
-            <w:tcW w:type="dxa" w:w="1719"/>
+            <w:tcW w:type="dxa" w:w="2062"/>
             <w:shd w:fill="EEF0F6"/>
           </w:tcPr>
           <w:p>
@@ -3790,7 +3563,7 @@
         </w:tc>
         <w:tc>
           <w:tcPr>
-            <w:tcW w:type="dxa" w:w="1719"/>
+            <w:tcW w:type="dxa" w:w="2062"/>
             <w:shd w:fill="EEF0F6"/>
           </w:tcPr>
           <w:p>
@@ -3807,36 +3580,13 @@
                 <w:color w:val="25254F"/>
                 <w:sz w:val="18"/>
               </w:rPr>
-              <w:t>Повышенная за результат</w:t>
+              <w:t>Барьер</w:t>
             </w:r>
           </w:p>
         </w:tc>
         <w:tc>
           <w:tcPr>
-            <w:tcW w:type="dxa" w:w="1719"/>
-            <w:shd w:fill="EEF0F6"/>
-          </w:tcPr>
-          <w:p>
-            <w:r>
-              <w:rPr>
-                <w:b/>
-                <w:color w:val="25254F"/>
-                <w:sz w:val="18"/>
-              </w:rPr>
-            </w:r>
-            <w:r>
-              <w:rPr>
-                <w:b/>
-                <w:color w:val="25254F"/>
-                <w:sz w:val="18"/>
-              </w:rPr>
-              <w:t>Барьер</w:t>
-            </w:r>
-          </w:p>
-        </w:tc>
-        <w:tc>
-          <w:tcPr>
-            <w:tcW w:type="dxa" w:w="1719"/>
+            <w:tcW w:type="dxa" w:w="2062"/>
             <w:shd w:fill="EEF0F6"/>
           </w:tcPr>
           <w:p>
@@ -3861,7 +3611,7 @@
       <w:tr>
         <w:tc>
           <w:tcPr>
-            <w:tcW w:type="dxa" w:w="1719"/>
+            <w:tcW w:type="dxa" w:w="2062"/>
           </w:tcPr>
           <w:p>
             <w:r>
@@ -3879,7 +3629,7 @@
         </w:tc>
         <w:tc>
           <w:tcPr>
-            <w:tcW w:type="dxa" w:w="1719"/>
+            <w:tcW w:type="dxa" w:w="2062"/>
           </w:tcPr>
           <w:p>
             <w:r>
@@ -3891,13 +3641,13 @@
               <w:rPr>
                 <w:sz w:val="18"/>
               </w:rPr>
-              <w:t>1% годовых, в ставке</w:t>
+              <w:t>1% при пополнении, уже в ставке</w:t>
             </w:r>
           </w:p>
         </w:tc>
         <w:tc>
           <w:tcPr>
-            <w:tcW w:type="dxa" w:w="1719"/>
+            <w:tcW w:type="dxa" w:w="2062"/>
           </w:tcPr>
           <w:p>
             <w:r>
@@ -3915,7 +3665,7 @@
         </w:tc>
         <w:tc>
           <w:tcPr>
-            <w:tcW w:type="dxa" w:w="1719"/>
+            <w:tcW w:type="dxa" w:w="2062"/>
           </w:tcPr>
           <w:p>
             <w:r>
@@ -3927,31 +3677,13 @@
               <w:rPr>
                 <w:sz w:val="18"/>
               </w:rPr>
-              <w:t>нет</w:t>
+              <w:t>—</w:t>
             </w:r>
           </w:p>
         </w:tc>
         <w:tc>
           <w:tcPr>
-            <w:tcW w:type="dxa" w:w="1719"/>
-          </w:tcPr>
-          <w:p>
-            <w:r>
-              <w:rPr>
-                <w:sz w:val="18"/>
-              </w:rPr>
-            </w:r>
-            <w:r>
-              <w:rPr>
-                <w:sz w:val="18"/>
-              </w:rPr>
-              <w:t>—</w:t>
-            </w:r>
-          </w:p>
-        </w:tc>
-        <w:tc>
-          <w:tcPr>
-            <w:tcW w:type="dxa" w:w="1719"/>
+            <w:tcW w:type="dxa" w:w="2062"/>
           </w:tcPr>
           <w:p>
             <w:r>
@@ -3971,7 +3703,7 @@
       <w:tr>
         <w:tc>
           <w:tcPr>
-            <w:tcW w:type="dxa" w:w="1719"/>
+            <w:tcW w:type="dxa" w:w="2062"/>
           </w:tcPr>
           <w:p>
             <w:r>
@@ -3989,7 +3721,7 @@
         </w:tc>
         <w:tc>
           <w:tcPr>
-            <w:tcW w:type="dxa" w:w="1719"/>
+            <w:tcW w:type="dxa" w:w="2062"/>
           </w:tcPr>
           <w:p>
             <w:r>
@@ -4001,13 +3733,13 @@
               <w:rPr>
                 <w:sz w:val="18"/>
               </w:rPr>
-              <w:t>2% годовых</w:t>
+              <w:t>1% при пополнении</w:t>
             </w:r>
           </w:p>
         </w:tc>
         <w:tc>
           <w:tcPr>
-            <w:tcW w:type="dxa" w:w="1719"/>
+            <w:tcW w:type="dxa" w:w="2062"/>
           </w:tcPr>
           <w:p>
             <w:r>
@@ -4025,7 +3757,7 @@
         </w:tc>
         <w:tc>
           <w:tcPr>
-            <w:tcW w:type="dxa" w:w="1719"/>
+            <w:tcW w:type="dxa" w:w="2062"/>
           </w:tcPr>
           <w:p>
             <w:r>
@@ -4037,31 +3769,13 @@
               <w:rPr>
                 <w:sz w:val="18"/>
               </w:rPr>
-              <w:t>20% сверх 10%</w:t>
+              <w:t>нет</w:t>
             </w:r>
           </w:p>
         </w:tc>
         <w:tc>
           <w:tcPr>
-            <w:tcW w:type="dxa" w:w="1719"/>
-          </w:tcPr>
-          <w:p>
-            <w:r>
-              <w:rPr>
-                <w:sz w:val="18"/>
-              </w:rPr>
-            </w:r>
-            <w:r>
-              <w:rPr>
-                <w:sz w:val="18"/>
-              </w:rPr>
-              <w:t>нет</w:t>
-            </w:r>
-          </w:p>
-        </w:tc>
-        <w:tc>
-          <w:tcPr>
-            <w:tcW w:type="dxa" w:w="1719"/>
+            <w:tcW w:type="dxa" w:w="2062"/>
           </w:tcPr>
           <w:p>
             <w:r>
@@ -4081,7 +3795,7 @@
       <w:tr>
         <w:tc>
           <w:tcPr>
-            <w:tcW w:type="dxa" w:w="1719"/>
+            <w:tcW w:type="dxa" w:w="2062"/>
           </w:tcPr>
           <w:p>
             <w:r>
@@ -4099,7 +3813,7 @@
         </w:tc>
         <w:tc>
           <w:tcPr>
-            <w:tcW w:type="dxa" w:w="1719"/>
+            <w:tcW w:type="dxa" w:w="2062"/>
           </w:tcPr>
           <w:p>
             <w:r>
@@ -4111,13 +3825,13 @@
               <w:rPr>
                 <w:sz w:val="18"/>
               </w:rPr>
-              <w:t>2% годовых</w:t>
+              <w:t>1% при пополнении</w:t>
             </w:r>
           </w:p>
         </w:tc>
         <w:tc>
           <w:tcPr>
-            <w:tcW w:type="dxa" w:w="1719"/>
+            <w:tcW w:type="dxa" w:w="2062"/>
           </w:tcPr>
           <w:p>
             <w:r>
@@ -4129,13 +3843,13 @@
               <w:rPr>
                 <w:sz w:val="18"/>
               </w:rPr>
-              <w:t>15%</w:t>
+              <w:t>10%</w:t>
             </w:r>
           </w:p>
         </w:tc>
         <w:tc>
           <w:tcPr>
-            <w:tcW w:type="dxa" w:w="1719"/>
+            <w:tcW w:type="dxa" w:w="2062"/>
           </w:tcPr>
           <w:p>
             <w:r>
@@ -4147,31 +3861,13 @@
               <w:rPr>
                 <w:sz w:val="18"/>
               </w:rPr>
-              <w:t>25% сверх 14%</w:t>
+              <w:t>нет</w:t>
             </w:r>
           </w:p>
         </w:tc>
         <w:tc>
           <w:tcPr>
-            <w:tcW w:type="dxa" w:w="1719"/>
-          </w:tcPr>
-          <w:p>
-            <w:r>
-              <w:rPr>
-                <w:sz w:val="18"/>
-              </w:rPr>
-            </w:r>
-            <w:r>
-              <w:rPr>
-                <w:sz w:val="18"/>
-              </w:rPr>
-              <w:t>нет</w:t>
-            </w:r>
-          </w:p>
-        </w:tc>
-        <w:tc>
-          <w:tcPr>
-            <w:tcW w:type="dxa" w:w="1719"/>
+            <w:tcW w:type="dxa" w:w="2062"/>
           </w:tcPr>
           <w:p>
             <w:r>
@@ -4191,7 +3887,7 @@
       <w:tr>
         <w:tc>
           <w:tcPr>
-            <w:tcW w:type="dxa" w:w="1719"/>
+            <w:tcW w:type="dxa" w:w="2062"/>
           </w:tcPr>
           <w:p>
             <w:r>
@@ -4209,7 +3905,7 @@
         </w:tc>
         <w:tc>
           <w:tcPr>
-            <w:tcW w:type="dxa" w:w="1719"/>
+            <w:tcW w:type="dxa" w:w="2062"/>
           </w:tcPr>
           <w:p>
             <w:r>
@@ -4221,13 +3917,13 @@
               <w:rPr>
                 <w:sz w:val="18"/>
               </w:rPr>
-              <w:t>2% годовых</w:t>
+              <w:t>1% при пополнении</w:t>
             </w:r>
           </w:p>
         </w:tc>
         <w:tc>
           <w:tcPr>
-            <w:tcW w:type="dxa" w:w="1719"/>
+            <w:tcW w:type="dxa" w:w="2062"/>
           </w:tcPr>
           <w:p>
             <w:r>
@@ -4239,13 +3935,13 @@
               <w:rPr>
                 <w:sz w:val="18"/>
               </w:rPr>
-              <w:t>20%</w:t>
+              <w:t>10%</w:t>
             </w:r>
           </w:p>
         </w:tc>
         <w:tc>
           <w:tcPr>
-            <w:tcW w:type="dxa" w:w="1719"/>
+            <w:tcW w:type="dxa" w:w="2062"/>
           </w:tcPr>
           <w:p>
             <w:r>
@@ -4257,31 +3953,13 @@
               <w:rPr>
                 <w:sz w:val="18"/>
               </w:rPr>
-              <w:t>30% сверх 20%</w:t>
+              <w:t>нет</w:t>
             </w:r>
           </w:p>
         </w:tc>
         <w:tc>
           <w:tcPr>
-            <w:tcW w:type="dxa" w:w="1719"/>
-          </w:tcPr>
-          <w:p>
-            <w:r>
-              <w:rPr>
-                <w:sz w:val="18"/>
-              </w:rPr>
-            </w:r>
-            <w:r>
-              <w:rPr>
-                <w:sz w:val="18"/>
-              </w:rPr>
-              <w:t>нет</w:t>
-            </w:r>
-          </w:p>
-        </w:tc>
-        <w:tc>
-          <w:tcPr>
-            <w:tcW w:type="dxa" w:w="1719"/>
+            <w:tcW w:type="dxa" w:w="2062"/>
           </w:tcPr>
           <w:p>
             <w:r>
@@ -4301,7 +3979,7 @@
       <w:tr>
         <w:tc>
           <w:tcPr>
-            <w:tcW w:type="dxa" w:w="1719"/>
+            <w:tcW w:type="dxa" w:w="2062"/>
           </w:tcPr>
           <w:p>
             <w:r>
@@ -4319,7 +3997,7 @@
         </w:tc>
         <w:tc>
           <w:tcPr>
-            <w:tcW w:type="dxa" w:w="1719"/>
+            <w:tcW w:type="dxa" w:w="2062"/>
           </w:tcPr>
           <w:p>
             <w:r>
@@ -4331,13 +4009,13 @@
               <w:rPr>
                 <w:sz w:val="18"/>
               </w:rPr>
-              <w:t>2% годовых</w:t>
+              <w:t>1% при пополнении</w:t>
             </w:r>
           </w:p>
         </w:tc>
         <w:tc>
           <w:tcPr>
-            <w:tcW w:type="dxa" w:w="1719"/>
+            <w:tcW w:type="dxa" w:w="2062"/>
           </w:tcPr>
           <w:p>
             <w:r>
@@ -4355,7 +4033,7 @@
         </w:tc>
         <w:tc>
           <w:tcPr>
-            <w:tcW w:type="dxa" w:w="1719"/>
+            <w:tcW w:type="dxa" w:w="2062"/>
           </w:tcPr>
           <w:p>
             <w:r>
@@ -4373,25 +4051,7 @@
         </w:tc>
         <w:tc>
           <w:tcPr>
-            <w:tcW w:type="dxa" w:w="1719"/>
-          </w:tcPr>
-          <w:p>
-            <w:r>
-              <w:rPr>
-                <w:sz w:val="18"/>
-              </w:rPr>
-            </w:r>
-            <w:r>
-              <w:rPr>
-                <w:sz w:val="18"/>
-              </w:rPr>
-              <w:t>8% годовых</w:t>
-            </w:r>
-          </w:p>
-        </w:tc>
-        <w:tc>
-          <w:tcPr>
-            <w:tcW w:type="dxa" w:w="1719"/>
+            <w:tcW w:type="dxa" w:w="2062"/>
           </w:tcPr>
           <w:p>
             <w:r>
@@ -4410,6 +4070,11 @@
       </w:tr>
     </w:tbl>
     <w:p/>
+    <w:p>
+      <w:r>
+        <w:t>Комиссия за управление одна на все продукты и не зависит ни от профиля риска, ни от срока размещения. Комиссия за результат берётся только там, где результат не гарантирован, и только с фактической прибыли.</w:t>
+      </w:r>
+    </w:p>
     <w:p>
       <w:r>
         <w:rPr>
@@ -4894,7 +4559,7 @@
               <w:rPr>
                 <w:sz w:val="18"/>
               </w:rPr>
-              <w:t>Двухуровневая комиссия за результат: базовая без барьера + повышенная сверх цели</w:t>
+              <w:t>Комиссия за результат без барьера, единой ставкой по продукту</w:t>
             </w:r>
           </w:p>
         </w:tc>

--- a/docs/products/Логика продуктов Trigonum.docx
+++ b/docs/products/Логика продуктов Trigonum.docx
@@ -4507,7 +4507,7 @@
               <w:rPr>
                 <w:sz w:val="18"/>
               </w:rPr>
-              <w:t>Схемы комиссий по профилям, а не единая</w:t>
+              <w:t>Единая модель комиссий на кабинет и публичный сайт</w:t>
             </w:r>
           </w:p>
         </w:tc>
@@ -4532,6 +4532,19 @@
               <w:rPr>
                 <w:sz w:val="18"/>
               </w:rPr>
+              <w:t xml:space="preserve">, </w:t>
+            </w:r>
+            <w:r>
+              <w:rPr>
+                <w:rFonts w:ascii="Consolas" w:hAnsi="Consolas"/>
+                <w:sz w:val="18"/>
+              </w:rPr>
+              <w:t>calcFees</w:t>
+            </w:r>
+            <w:r>
+              <w:rPr>
+                <w:sz w:val="18"/>
+              </w:rPr>
               <w:t xml:space="preserve"> в </w:t>
             </w:r>
             <w:r>
@@ -4539,7 +4552,7 @@
                 <w:rFonts w:ascii="Consolas" w:hAnsi="Consolas"/>
                 <w:sz w:val="18"/>
               </w:rPr>
-              <w:t>shared/lib/fees.ts</w:t>
+              <w:t>packages/shared/src/fees.ts</w:t>
             </w:r>
           </w:p>
         </w:tc>
@@ -4849,7 +4862,7 @@
               <w:rPr>
                 <w:sz w:val="18"/>
               </w:rPr>
-              <w:t>Ежедневное начисление и ежемесячное удержание комиссии за управление</w:t>
+              <w:t>Удержание комиссии за управление в момент зачисления средств на продукт</w:t>
             </w:r>
           </w:p>
         </w:tc>
@@ -4867,7 +4880,7 @@
               <w:rPr>
                 <w:sz w:val="18"/>
               </w:rPr>
-              <w:t>нужен планировщик и учёт операций</w:t>
+              <w:t>нужен журнал операций и проводка</w:t>
             </w:r>
           </w:p>
         </w:tc>
@@ -4925,7 +4938,7 @@
               <w:rPr>
                 <w:sz w:val="18"/>
               </w:rPr>
-              <w:t>Перерасчёт pro rata при досрочном выходе</w:t>
+              <w:t>Ежедневное начисление дохода в Earn</w:t>
             </w:r>
           </w:p>
         </w:tc>
@@ -4943,7 +4956,7 @@
               <w:rPr>
                 <w:sz w:val="18"/>
               </w:rPr>
-              <w:t>нужен фактический учёт дней</w:t>
+              <w:t>нужен планировщик и учёт остатков</w:t>
             </w:r>
           </w:p>
         </w:tc>
